--- a/reports/仲町台店/仲町台店_KPIダッシュボード_2026-06-01週.docx
+++ b/reports/仲町台店/仲町台店_KPIダッシュボード_2026-06-01週.docx
@@ -5456,7 +5456,7 @@
                 <w:color w:val="C0392B"/>
                 <w:sz w:val="19"/>
               </w:rPr>
-              <w:t>ソフトドリンク−5.1千円・ビール−1.7千円</w:t>
+              <w:t>ビール−1.7千円（80.7％）・ソフトドリンク＋1.9千円と小幅</w:t>
             </w:r>
           </w:p>
         </w:tc>
